--- a/Dataset/generated_documents/maintenance/MNT_EVT-019.docx
+++ b/Dataset/generated_documents/maintenance/MNT_EVT-019.docx
@@ -77,7 +77,7 @@
           </w:tcPr>
           <w:p>
             <w:r>
-              <w:t>6DF30D8D</w:t>
+              <w:t>1903DDDE</w:t>
             </w:r>
           </w:p>
         </w:tc>
@@ -209,7 +209,7 @@
           </w:tcPr>
           <w:p>
             <w:r>
-              <w:t>14-Jul-2026 20:10</w:t>
+              <w:t>15-Jul-2026 13:05</w:t>
             </w:r>
           </w:p>
         </w:tc>
@@ -697,7 +697,7 @@
     </w:p>
     <w:p>
       <w:r>
-        <w:t>Further monitoring is recommended before closing the case.</w:t>
+        <w:t>Recommend vibration monitoring during next inspection.</w:t>
       </w:r>
     </w:p>
     <w:p>
@@ -710,7 +710,7 @@
     </w:p>
     <w:p>
       <w:r>
-        <w:t>All PPE requirements were complied with.</w:t>
+        <w:t>Permit To Work (PTW) was verified before maintenance.</w:t>
       </w:r>
     </w:p>
     <w:p>
@@ -723,7 +723,7 @@
     </w:p>
     <w:p>
       <w:r>
-        <w:t>Insulation Tester</w:t>
+        <w:t>Pressure Gauge</w:t>
       </w:r>
     </w:p>
     <w:p>
@@ -1122,7 +1122,7 @@
     </w:p>
     <w:p>
       <w:r>
-        <w:t>☐ Leak Inspection Completed — Pending</w:t>
+        <w:t>☑ Leak Inspection Completed</w:t>
       </w:r>
     </w:p>
     <w:p>
